--- a/test_data/smlouva_gdpr_test_93_anon.docx
+++ b/test_data/smlouva_gdpr_test_93_anon.docx
@@ -57,7 +57,7 @@
     </w:p>
     <w:p>
       <w:r>
-        <w:t>[[ADDRESS_1]]</w:t>
+        <w:t>Sídlo: [[ADDRESS_1]]</w:t>
       </w:r>
     </w:p>
     <w:p>
@@ -152,7 +152,7 @@
     </w:p>
     <w:p>
       <w:r>
-        <w:t>[[ADDRESS_3]]</w:t>
+        <w:t>Trvalý pobyt: [[ADDRESS_3]]</w:t>
       </w:r>
     </w:p>
     <w:p>
@@ -269,7 +269,7 @@
     </w:p>
     <w:p>
       <w:r>
-        <w:t>[[ADDRESS_4]]</w:t>
+        <w:t>[[ADDRESS_5]]</w:t>
       </w:r>
     </w:p>
     <w:p>
@@ -310,7 +310,7 @@
     </w:p>
     <w:p>
       <w:r>
-        <w:t>[[ADDRESS_5]]</w:t>
+        <w:t>[[ADDRESS_6]]</w:t>
       </w:r>
     </w:p>
     <w:p>
@@ -351,7 +351,7 @@
     </w:p>
     <w:p>
       <w:r>
-        <w:t>[[ADDRESS_6]]</w:t>
+        <w:t>[[ADDRESS_7]]</w:t>
       </w:r>
     </w:p>
     <w:p>
@@ -397,7 +397,7 @@
     </w:p>
     <w:p>
       <w:r>
-        <w:t>[[ADDRESS_7]]</w:t>
+        <w:t>[[ADDRESS_6]]</w:t>
       </w:r>
     </w:p>
     <w:p>
@@ -441,7 +441,7 @@
     </w:p>
     <w:p>
       <w:r>
-        <w:t>c) Písemně na adresy: [[ADDRESS_8]] 168/18, 702 00 [[ADDRESS_9]]</w:t>
+        <w:t>c) Písemně na adresy: [[ADDRESS_2]] a [[ADDRESS_3]]</w:t>
       </w:r>
     </w:p>
     <w:p/>
@@ -485,7 +485,7 @@
     </w:p>
     <w:p>
       <w:r>
-        <w:t>- Akuzativ: [[PERSON_1]], [[PERSON_8]], [[PERSON_7]]</w:t>
+        <w:t>- Akuzativ: [[PERSON_1]], [[PERSON_2]], [[PERSON_3]]</w:t>
       </w:r>
     </w:p>
     <w:p>
@@ -565,7 +565,7 @@
     </w:p>
     <w:p>
       <w:r>
-        <w:t>7. Platební karta pro expresní úhrady (nepovinné): 5284 6759 6766 3388, [[ADDRESS_10]]: 341.</w:t>
+        <w:t>7. Platební karta pro expresní úhrady (nepovinné): 5284 6759 6766 3388, platnost 01/28, CVC: ***.</w:t>
       </w:r>
     </w:p>
     <w:p>
@@ -670,7 +670,7 @@
     </w:p>
     <w:p>
       <w:r>
-        <w:t>5. Vozidlo je registrováno na: [[PERSON_8]], [[ADDRESS_3]].</w:t>
+        <w:t>5. Vozidlo je registrováno na: [[PERSON_2]], [[ADDRESS_3]].</w:t>
       </w:r>
     </w:p>
     <w:p>
@@ -694,7 +694,7 @@
     <w:p/>
     <w:p>
       <w:r>
-        <w:t>1. Správcem osobních údajů je Městský úřad Nový Brod, [[ICO_1]], [[ADDRESS_1]] (dále jen „Správce").</w:t>
+        <w:t>1. Správcem osobních údajů je Městský úřad Nový Brod, [[ICO_1]], se [[ADDRESS_1]] (dále jen „Správce").</w:t>
       </w:r>
     </w:p>
     <w:p>
@@ -827,7 +827,7 @@
     </w:p>
     <w:p>
       <w:r>
-        <w:t>4. V naléhavých případech lze kontaktovat [[PERSON_9]] na telefonním čísle[[PHONE_4]] nebo e-mailem [[EMAIL_4]].</w:t>
+        <w:t>4. V naléhavých případech lze kontaktovat [[PERSON_4]] na telefonním čísle[[PHONE_4]] nebo e-mailem [[EMAIL_4]].</w:t>
       </w:r>
     </w:p>
     <w:p/>
@@ -882,7 +882,7 @@
     </w:p>
     <w:p>
       <w:r>
-        <w:t>c) souhlasí s tím, aby [[PERSON_1]] kontaktoval/a [[PERSON_10]] a [[PERSON_6]] za účelem plnění smlouvy.</w:t>
+        <w:t>c) souhlasí s tím, aby [[PERSON_1]] kontaktoval/a [[PERSON_5]] a [[PERSON_6]] za účelem plnění smlouvy.</w:t>
       </w:r>
     </w:p>
     <w:p/>
@@ -927,7 +927,7 @@
     </w:p>
     <w:p>
       <w:r>
-        <w:t>a) Kopie občanského průkazu [[PERSON_2]] (č.[[PHONE_7]])</w:t>
+        <w:t>a) Kopie občanského průkazu [[PERSON_2]] (č.[[ID_CARD_2]])</w:t>
       </w:r>
     </w:p>
     <w:p>
@@ -948,7 +948,7 @@
     <w:p/>
     <w:p>
       <w:r>
-        <w:t>[[ADDRESS_11]] dne [[DATE_8]]</w:t>
+        <w:t>V Ostravě dne [[DATE_8]]</w:t>
       </w:r>
     </w:p>
     <w:p/>
@@ -1023,7 +1023,7 @@
     <w:p/>
     <w:p>
       <w:r>
-        <w:t>[[ADDRESS_11]] dne [[DATE_8]]</w:t>
+        <w:t>V Ostravě dne [[DATE_8]]</w:t>
       </w:r>
     </w:p>
     <w:p/>
@@ -1038,6 +1038,12 @@
       </w:r>
     </w:p>
     <w:sectPr>
+      <w:headerReference w:type="default" r:id="rId9"/>
+      <w:footerReference w:type="default" r:id="rId10"/>
+      <w:headerReference w:type="first" r:id="rId11"/>
+      <w:footerReference w:type="first" r:id="rId12"/>
+      <w:headerReference w:type="even" r:id="rId13"/>
+      <w:footerReference w:type="even" r:id="rId14"/>
       <w:pgSz w:w="12240" w:h="15840"/>
       <w:pgMar w:top="1134" w:right="1417" w:bottom="1134" w:left="1417" w:header="720" w:footer="720" w:gutter="0"/>
       <w:cols w:space="720"/>
@@ -1045,6 +1051,66 @@
     </w:sectPr>
   </w:body>
 </w:document>
+</file>
+
+<file path=word/footer1.xml><?xml version="1.0" encoding="utf-8"?>
+<w:ftr xmlns:m="http://schemas.openxmlformats.org/officeDocument/2006/math" xmlns:mc="http://schemas.openxmlformats.org/markup-compatibility/2006" xmlns:mo="http://schemas.microsoft.com/office/mac/office/2008/main" xmlns:mv="urn:schemas-microsoft-com:mac:vml" xmlns:o="urn:schemas-microsoft-com:office:office" xmlns:r="http://schemas.openxmlformats.org/officeDocument/2006/relationships" xmlns:v="urn:schemas-microsoft-com:vml" xmlns:w10="urn:schemas-microsoft-com:office:word" xmlns:w14="http://schemas.microsoft.com/office/word/2010/wordml" xmlns:w="http://schemas.openxmlformats.org/wordprocessingml/2006/main" xmlns:wne="http://schemas.microsoft.com/office/word/2006/wordml" xmlns:wp14="http://schemas.microsoft.com/office/word/2010/wordprocessingDrawing" xmlns:wp="http://schemas.openxmlformats.org/drawingml/2006/wordprocessingDrawing" xmlns:wpc="http://schemas.microsoft.com/office/word/2010/wordprocessingCanvas" xmlns:wpg="http://schemas.microsoft.com/office/word/2010/wordprocessingGroup" xmlns:wpi="http://schemas.microsoft.com/office/word/2010/wordprocessingInk" xmlns:wps="http://schemas.microsoft.com/office/word/2010/wordprocessingShape" mc:Ignorable="w14 wp14">
+  <w:p>
+    <w:pPr>
+      <w:pStyle w:val="Footer"/>
+    </w:pPr>
+  </w:p>
+</w:ftr>
+</file>
+
+<file path=word/footer2.xml><?xml version="1.0" encoding="utf-8"?>
+<w:ftr xmlns:m="http://schemas.openxmlformats.org/officeDocument/2006/math" xmlns:mc="http://schemas.openxmlformats.org/markup-compatibility/2006" xmlns:mo="http://schemas.microsoft.com/office/mac/office/2008/main" xmlns:mv="urn:schemas-microsoft-com:mac:vml" xmlns:o="urn:schemas-microsoft-com:office:office" xmlns:r="http://schemas.openxmlformats.org/officeDocument/2006/relationships" xmlns:v="urn:schemas-microsoft-com:vml" xmlns:w10="urn:schemas-microsoft-com:office:word" xmlns:w14="http://schemas.microsoft.com/office/word/2010/wordml" xmlns:w="http://schemas.openxmlformats.org/wordprocessingml/2006/main" xmlns:wne="http://schemas.microsoft.com/office/word/2006/wordml" xmlns:wp14="http://schemas.microsoft.com/office/word/2010/wordprocessingDrawing" xmlns:wp="http://schemas.openxmlformats.org/drawingml/2006/wordprocessingDrawing" xmlns:wpc="http://schemas.microsoft.com/office/word/2010/wordprocessingCanvas" xmlns:wpg="http://schemas.microsoft.com/office/word/2010/wordprocessingGroup" xmlns:wpi="http://schemas.microsoft.com/office/word/2010/wordprocessingInk" xmlns:wps="http://schemas.microsoft.com/office/word/2010/wordprocessingShape" mc:Ignorable="w14 wp14">
+  <w:p>
+    <w:pPr>
+      <w:pStyle w:val="Footer"/>
+    </w:pPr>
+  </w:p>
+</w:ftr>
+</file>
+
+<file path=word/footer3.xml><?xml version="1.0" encoding="utf-8"?>
+<w:ftr xmlns:m="http://schemas.openxmlformats.org/officeDocument/2006/math" xmlns:mc="http://schemas.openxmlformats.org/markup-compatibility/2006" xmlns:mo="http://schemas.microsoft.com/office/mac/office/2008/main" xmlns:mv="urn:schemas-microsoft-com:mac:vml" xmlns:o="urn:schemas-microsoft-com:office:office" xmlns:r="http://schemas.openxmlformats.org/officeDocument/2006/relationships" xmlns:v="urn:schemas-microsoft-com:vml" xmlns:w10="urn:schemas-microsoft-com:office:word" xmlns:w14="http://schemas.microsoft.com/office/word/2010/wordml" xmlns:w="http://schemas.openxmlformats.org/wordprocessingml/2006/main" xmlns:wne="http://schemas.microsoft.com/office/word/2006/wordml" xmlns:wp14="http://schemas.microsoft.com/office/word/2010/wordprocessingDrawing" xmlns:wp="http://schemas.openxmlformats.org/drawingml/2006/wordprocessingDrawing" xmlns:wpc="http://schemas.microsoft.com/office/word/2010/wordprocessingCanvas" xmlns:wpg="http://schemas.microsoft.com/office/word/2010/wordprocessingGroup" xmlns:wpi="http://schemas.microsoft.com/office/word/2010/wordprocessingInk" xmlns:wps="http://schemas.microsoft.com/office/word/2010/wordprocessingShape" mc:Ignorable="w14 wp14">
+  <w:p>
+    <w:pPr>
+      <w:pStyle w:val="Footer"/>
+    </w:pPr>
+  </w:p>
+</w:ftr>
+</file>
+
+<file path=word/header1.xml><?xml version="1.0" encoding="utf-8"?>
+<w:hdr xmlns:m="http://schemas.openxmlformats.org/officeDocument/2006/math" xmlns:mc="http://schemas.openxmlformats.org/markup-compatibility/2006" xmlns:mo="http://schemas.microsoft.com/office/mac/office/2008/main" xmlns:mv="urn:schemas-microsoft-com:mac:vml" xmlns:o="urn:schemas-microsoft-com:office:office" xmlns:r="http://schemas.openxmlformats.org/officeDocument/2006/relationships" xmlns:v="urn:schemas-microsoft-com:vml" xmlns:w10="urn:schemas-microsoft-com:office:word" xmlns:w14="http://schemas.microsoft.com/office/word/2010/wordml" xmlns:w="http://schemas.openxmlformats.org/wordprocessingml/2006/main" xmlns:wne="http://schemas.microsoft.com/office/word/2006/wordml" xmlns:wp14="http://schemas.microsoft.com/office/word/2010/wordprocessingDrawing" xmlns:wp="http://schemas.openxmlformats.org/drawingml/2006/wordprocessingDrawing" xmlns:wpc="http://schemas.microsoft.com/office/word/2010/wordprocessingCanvas" xmlns:wpg="http://schemas.microsoft.com/office/word/2010/wordprocessingGroup" xmlns:wpi="http://schemas.microsoft.com/office/word/2010/wordprocessingInk" xmlns:wps="http://schemas.microsoft.com/office/word/2010/wordprocessingShape" mc:Ignorable="w14 wp14">
+  <w:p>
+    <w:pPr>
+      <w:pStyle w:val="Header"/>
+    </w:pPr>
+  </w:p>
+</w:hdr>
+</file>
+
+<file path=word/header2.xml><?xml version="1.0" encoding="utf-8"?>
+<w:hdr xmlns:m="http://schemas.openxmlformats.org/officeDocument/2006/math" xmlns:mc="http://schemas.openxmlformats.org/markup-compatibility/2006" xmlns:mo="http://schemas.microsoft.com/office/mac/office/2008/main" xmlns:mv="urn:schemas-microsoft-com:mac:vml" xmlns:o="urn:schemas-microsoft-com:office:office" xmlns:r="http://schemas.openxmlformats.org/officeDocument/2006/relationships" xmlns:v="urn:schemas-microsoft-com:vml" xmlns:w10="urn:schemas-microsoft-com:office:word" xmlns:w14="http://schemas.microsoft.com/office/word/2010/wordml" xmlns:w="http://schemas.openxmlformats.org/wordprocessingml/2006/main" xmlns:wne="http://schemas.microsoft.com/office/word/2006/wordml" xmlns:wp14="http://schemas.microsoft.com/office/word/2010/wordprocessingDrawing" xmlns:wp="http://schemas.openxmlformats.org/drawingml/2006/wordprocessingDrawing" xmlns:wpc="http://schemas.microsoft.com/office/word/2010/wordprocessingCanvas" xmlns:wpg="http://schemas.microsoft.com/office/word/2010/wordprocessingGroup" xmlns:wpi="http://schemas.microsoft.com/office/word/2010/wordprocessingInk" xmlns:wps="http://schemas.microsoft.com/office/word/2010/wordprocessingShape" mc:Ignorable="w14 wp14">
+  <w:p>
+    <w:pPr>
+      <w:pStyle w:val="Header"/>
+    </w:pPr>
+  </w:p>
+</w:hdr>
+</file>
+
+<file path=word/header3.xml><?xml version="1.0" encoding="utf-8"?>
+<w:hdr xmlns:m="http://schemas.openxmlformats.org/officeDocument/2006/math" xmlns:mc="http://schemas.openxmlformats.org/markup-compatibility/2006" xmlns:mo="http://schemas.microsoft.com/office/mac/office/2008/main" xmlns:mv="urn:schemas-microsoft-com:mac:vml" xmlns:o="urn:schemas-microsoft-com:office:office" xmlns:r="http://schemas.openxmlformats.org/officeDocument/2006/relationships" xmlns:v="urn:schemas-microsoft-com:vml" xmlns:w10="urn:schemas-microsoft-com:office:word" xmlns:w14="http://schemas.microsoft.com/office/word/2010/wordml" xmlns:w="http://schemas.openxmlformats.org/wordprocessingml/2006/main" xmlns:wne="http://schemas.microsoft.com/office/word/2006/wordml" xmlns:wp14="http://schemas.microsoft.com/office/word/2010/wordprocessingDrawing" xmlns:wp="http://schemas.openxmlformats.org/drawingml/2006/wordprocessingDrawing" xmlns:wpc="http://schemas.microsoft.com/office/word/2010/wordprocessingCanvas" xmlns:wpg="http://schemas.microsoft.com/office/word/2010/wordprocessingGroup" xmlns:wpi="http://schemas.microsoft.com/office/word/2010/wordprocessingInk" xmlns:wps="http://schemas.microsoft.com/office/word/2010/wordprocessingShape" mc:Ignorable="w14 wp14">
+  <w:p>
+    <w:pPr>
+      <w:pStyle w:val="Header"/>
+    </w:pPr>
+  </w:p>
+</w:hdr>
 </file>
 
 <file path=word/numbering.xml><?xml version="1.0" encoding="utf-8"?>
